--- a/DocsGen/templates/NR33.docx
+++ b/DocsGen/templates/NR33.docx
@@ -79,11 +79,19 @@
         </w:rPr>
         <w:t xml:space="preserve"> </w:t>
       </w:r>
-      <w:r>
-        <w:rPr>
-          <w:rFonts w:ascii="Arial" w:hAnsi="Arial" w:cs="Arial"/>
-        </w:rPr>
-        <w:t xml:space="preserve">Vestas do Brasil Energia Eólica LTDA </w:t>
+      <w:proofErr w:type="spellStart"/>
+      <w:r>
+        <w:rPr>
+          <w:rFonts w:ascii="Arial" w:hAnsi="Arial" w:cs="Arial"/>
+        </w:rPr>
+        <w:t>Vestas</w:t>
+      </w:r>
+      <w:proofErr w:type="spellEnd"/>
+      <w:r>
+        <w:rPr>
+          <w:rFonts w:ascii="Arial" w:hAnsi="Arial" w:cs="Arial"/>
+        </w:rPr>
+        <w:t xml:space="preserve"> do Brasil Energia Eólica LTDA </w:t>
       </w:r>
       <w:r>
         <w:rPr>
@@ -173,49 +181,7 @@
         <w:rPr>
           <w:rFonts w:ascii="Arial" w:hAnsi="Arial" w:cs="Arial"/>
         </w:rPr>
-        <w:t xml:space="preserve">- No exercício de suas atividades, o </w:t>
-      </w:r>
-      <w:r>
-        <w:rPr>
-          <w:rFonts w:ascii="Arial" w:hAnsi="Arial" w:cs="Arial"/>
-        </w:rPr>
-        <w:t xml:space="preserve">profissional </w:t>
-      </w:r>
-      <w:r>
-        <w:rPr>
-          <w:rFonts w:ascii="Arial" w:hAnsi="Arial" w:cs="Arial"/>
-        </w:rPr>
-        <w:t xml:space="preserve">observará as </w:t>
-      </w:r>
-      <w:r>
-        <w:rPr>
-          <w:rFonts w:ascii="Arial" w:hAnsi="Arial" w:cs="Arial"/>
-        </w:rPr>
-        <w:t xml:space="preserve">determinações contidas nos manuais, procedimentos e instruções de trabalho da VESTAS, assim como as </w:t>
-      </w:r>
-      <w:r>
-        <w:rPr>
-          <w:rFonts w:ascii="Arial" w:hAnsi="Arial" w:cs="Arial"/>
-        </w:rPr>
-        <w:t>disposições aplicáve</w:t>
-      </w:r>
-      <w:r>
-        <w:rPr>
-          <w:rFonts w:ascii="Arial" w:hAnsi="Arial" w:cs="Arial"/>
-        </w:rPr>
-        <w:t>is da Norma Regulamentadora NR-3</w:t>
-      </w:r>
-      <w:r>
-        <w:rPr>
-          <w:rFonts w:ascii="Arial" w:hAnsi="Arial" w:cs="Arial"/>
-        </w:rPr>
-        <w:t>3</w:t>
-      </w:r>
-      <w:r>
-        <w:rPr>
-          <w:rFonts w:ascii="Arial" w:hAnsi="Arial" w:cs="Arial"/>
-        </w:rPr>
-        <w:t>;</w:t>
+        <w:t xml:space="preserve">- No exercício de suas atividades, o profissional observará as determinações contidas nos manuais, procedimentos e instruções de trabalho da VESTAS, assim como as disposições aplicáveis da Norma Regulamentadora NR-33; </w:t>
       </w:r>
     </w:p>
     <w:p>
@@ -226,60 +192,6 @@
           <w:rFonts w:ascii="Arial" w:hAnsi="Arial" w:cs="Arial"/>
         </w:rPr>
       </w:pPr>
-      <w:r>
-        <w:rPr>
-          <w:rFonts w:ascii="Arial" w:hAnsi="Arial" w:cs="Arial"/>
-        </w:rPr>
-        <w:t>-</w:t>
-      </w:r>
-      <w:r>
-        <w:rPr>
-          <w:rFonts w:ascii="Arial" w:hAnsi="Arial" w:cs="Arial"/>
-        </w:rPr>
-        <w:t xml:space="preserve"> </w:t>
-      </w:r>
-      <w:r>
-        <w:rPr>
-          <w:rFonts w:ascii="Arial" w:hAnsi="Arial" w:cs="Arial"/>
-        </w:rPr>
-        <w:t>O</w:t>
-      </w:r>
-      <w:r>
-        <w:rPr>
-          <w:rFonts w:ascii="Arial" w:hAnsi="Arial" w:cs="Arial"/>
-        </w:rPr>
-        <w:t xml:space="preserve"> profissional é devidamente QUALIFICADO conforme certificado de curso </w:t>
-      </w:r>
-      <w:r>
-        <w:rPr>
-          <w:rFonts w:ascii="Arial" w:hAnsi="Arial" w:cs="Arial"/>
-        </w:rPr>
-        <w:t>específico</w:t>
-      </w:r>
-      <w:r>
-        <w:rPr>
-          <w:rFonts w:ascii="Arial" w:hAnsi="Arial" w:cs="Arial"/>
-        </w:rPr>
-        <w:t>, oficialmente reconhecido,</w:t>
-      </w:r>
-      <w:r>
-        <w:rPr>
-          <w:rFonts w:ascii="Arial" w:hAnsi="Arial" w:cs="Arial"/>
-        </w:rPr>
-        <w:t xml:space="preserve"> </w:t>
-      </w:r>
-      <w:r>
-        <w:rPr>
-          <w:rFonts w:ascii="Arial" w:hAnsi="Arial" w:cs="Arial"/>
-        </w:rPr>
-        <w:t>aprese</w:t>
-      </w:r>
-      <w:r>
-        <w:rPr>
-          <w:rFonts w:ascii="Arial" w:hAnsi="Arial" w:cs="Arial"/>
-        </w:rPr>
-        <w:t>ntado no ato de sua contratação;</w:t>
-      </w:r>
     </w:p>
     <w:p>
       <w:pPr>
@@ -293,49 +205,7 @@
         <w:rPr>
           <w:rFonts w:ascii="Arial" w:hAnsi="Arial" w:cs="Arial"/>
         </w:rPr>
-        <w:t>- O</w:t>
-      </w:r>
-      <w:r>
-        <w:rPr>
-          <w:rFonts w:ascii="Arial" w:hAnsi="Arial" w:cs="Arial"/>
-        </w:rPr>
-        <w:t xml:space="preserve"> profissional recebeu os treinamentos necessários</w:t>
-      </w:r>
-      <w:r>
-        <w:rPr>
-          <w:rFonts w:ascii="Arial" w:hAnsi="Arial" w:cs="Arial"/>
-        </w:rPr>
-        <w:t xml:space="preserve"> e se encontra CAPACITADO</w:t>
-      </w:r>
-      <w:r>
-        <w:rPr>
-          <w:rFonts w:ascii="Arial" w:hAnsi="Arial" w:cs="Arial"/>
-        </w:rPr>
-        <w:t>,</w:t>
-      </w:r>
-      <w:r>
-        <w:rPr>
-          <w:rFonts w:ascii="Arial" w:hAnsi="Arial" w:cs="Arial"/>
-        </w:rPr>
-        <w:t xml:space="preserve"> conforme </w:t>
-      </w:r>
-      <w:r>
-        <w:rPr>
-          <w:rFonts w:ascii="Arial" w:hAnsi="Arial" w:cs="Arial"/>
-        </w:rPr>
-        <w:t xml:space="preserve">item </w:t>
-      </w:r>
-      <w:r>
-        <w:rPr>
-          <w:rFonts w:ascii="Arial" w:hAnsi="Arial" w:cs="Arial"/>
-        </w:rPr>
-        <w:t xml:space="preserve">33.3.5.1 </w:t>
-      </w:r>
-      <w:r>
-        <w:rPr>
-          <w:rFonts w:ascii="Arial" w:hAnsi="Arial" w:cs="Arial"/>
-        </w:rPr>
-        <w:t>“É vedada a designação para trabalhos em espaços confinados sem a prévia capacitação do trabalhador”;</w:t>
+        <w:t xml:space="preserve">- O profissional é devidamente QUALIFICADO conforme certificado de curso específico, oficialmente reconhecido, apresentado no ato de sua contratação; </w:t>
       </w:r>
     </w:p>
     <w:p>
@@ -346,12 +216,6 @@
           <w:rFonts w:ascii="Arial" w:hAnsi="Arial" w:cs="Arial"/>
         </w:rPr>
       </w:pPr>
-      <w:r>
-        <w:rPr>
-          <w:rFonts w:ascii="Arial" w:hAnsi="Arial" w:cs="Arial"/>
-        </w:rPr>
-        <w:t>- O profissional foi submetido a exame de saúde compatível com as atividades a serem desenvolvidas, realizado em conformidade com a NR-7, com resultado satisfatório, e se compromete a comunicar imediatamente à VESTAS qualquer alteração nesse quadro.</w:t>
-      </w:r>
     </w:p>
     <w:p>
       <w:pPr>
@@ -361,6 +225,45 @@
           <w:rFonts w:ascii="Arial" w:hAnsi="Arial" w:cs="Arial"/>
         </w:rPr>
       </w:pPr>
+      <w:r>
+        <w:rPr>
+          <w:rFonts w:ascii="Arial" w:hAnsi="Arial" w:cs="Arial"/>
+        </w:rPr>
+        <w:t xml:space="preserve">- O profissional em questão recebeu os treinamentos obrigatórios em conformidade com o Anexo III da NR-33 (Segurança e Saúde nos Trabalhos em Espaços Confinados), estando devidamente CAPACITADO, e apto para desempenhar atividades em espaços confinados, conforme as exigências legais vigentes”; </w:t>
+      </w:r>
+    </w:p>
+    <w:p>
+      <w:pPr>
+        <w:spacing w:after="0" w:line="240" w:lineRule="auto"/>
+        <w:jc w:val="both"/>
+        <w:rPr>
+          <w:rFonts w:ascii="Arial" w:hAnsi="Arial" w:cs="Arial"/>
+        </w:rPr>
+      </w:pPr>
+    </w:p>
+    <w:p>
+      <w:pPr>
+        <w:spacing w:after="0" w:line="240" w:lineRule="auto"/>
+        <w:jc w:val="both"/>
+        <w:rPr>
+          <w:rFonts w:ascii="Arial" w:hAnsi="Arial" w:cs="Arial"/>
+        </w:rPr>
+      </w:pPr>
+      <w:r>
+        <w:rPr>
+          <w:rFonts w:ascii="Arial" w:hAnsi="Arial" w:cs="Arial"/>
+        </w:rPr>
+        <w:t>- O profissional foi submetido a exame de saúde compatível com as atividades a serem desenvolvidas, realizado em conformidade com a NR-7, com resultado satisfatório, e se compromete a comunicar imediatamente à VESTAS qualquer alteração nesse quadro.</w:t>
+      </w:r>
+    </w:p>
+    <w:p>
+      <w:pPr>
+        <w:spacing w:after="0" w:line="240" w:lineRule="auto"/>
+        <w:jc w:val="both"/>
+        <w:rPr>
+          <w:rFonts w:ascii="Arial" w:hAnsi="Arial" w:cs="Arial"/>
+        </w:rPr>
+      </w:pPr>
     </w:p>
     <w:p>
       <w:pPr>
@@ -371,6 +274,9 @@
         </w:rPr>
       </w:pPr>
       <w:r>
+        <w:rPr>
+          <w:rFonts w:ascii="Arial" w:hAnsi="Arial" w:cs="Arial"/>
+        </w:rPr>
         <w:t>O profissional NOMEFUNCIONARIO foi contratado para a função de FUNCAOFUNCIONARIO e está em nome da VESTAS, por este documento, autorizado a desempenhar atividades de Operação, Inspeção e Manutenção em instalações e equipamentos que possuam espaços confinados reconhecidos e identificados nos procedimentos internos.</w:t>
       </w:r>
     </w:p>
@@ -664,7 +570,9 @@
             <w:tcW w:w="4530" w:type="dxa"/>
           </w:tcPr>
           <w:p>
-            <w:r/>
+            <w:pPr>
+              <w:jc w:val="center"/>
+            </w:pPr>
             <w:r>
               <w:rPr>
                 <w:b/>
@@ -679,8 +587,6 @@
             </w:r>
             <w:r>
               <w:br/>
-            </w:r>
-            <w:r>
               <w:t>REGISTROHSE</w:t>
             </w:r>
           </w:p>
@@ -1885,6 +1791,7 @@
   <w:style w:type="character" w:default="1" w:styleId="DefaultParagraphFont">
     <w:name w:val="Default Paragraph Font"/>
     <w:uiPriority w:val="1"/>
+    <w:semiHidden/>
     <w:unhideWhenUsed/>
   </w:style>
   <w:style w:type="table" w:default="1" w:styleId="TableNormal">
@@ -2344,15 +2251,6 @@
 </file>
 
 <file path=customXml/item1.xml><?xml version="1.0" encoding="utf-8"?>
-<?mso-contentType ?>
-<FormTemplates xmlns="http://schemas.microsoft.com/sharepoint/v3/contenttype/forms">
-  <Display>DocumentLibraryForm</Display>
-  <Edit>DocumentLibraryForm</Edit>
-  <New>DocumentLibraryForm</New>
-</FormTemplates>
-</file>
-
-<file path=customXml/item2.xml><?xml version="1.0" encoding="utf-8"?>
 <p:properties xmlns:p="http://schemas.microsoft.com/office/2006/metadata/properties" xmlns:xsi="http://www.w3.org/2001/XMLSchema-instance" xmlns:pc="http://schemas.microsoft.com/office/infopath/2007/PartnerControls">
   <documentManagement>
     <SharedWithUsers xmlns="4c61e19b-130e-4f0e-85ad-f29bf0e78033">
@@ -2368,6 +2266,15 @@
     </lcf76f155ced4ddcb4097134ff3c332f>
   </documentManagement>
 </p:properties>
+</file>
+
+<file path=customXml/item2.xml><?xml version="1.0" encoding="utf-8"?>
+<?mso-contentType ?>
+<FormTemplates xmlns="http://schemas.microsoft.com/sharepoint/v3/contenttype/forms">
+  <Display>DocumentLibraryForm</Display>
+  <Edit>DocumentLibraryForm</Edit>
+  <New>DocumentLibraryForm</New>
+</FormTemplates>
 </file>
 
 <file path=customXml/item3.xml><?xml version="1.0" encoding="utf-8"?>
@@ -2600,20 +2507,20 @@
 </file>
 
 <file path=customXml/itemProps1.xml><?xml version="1.0" encoding="utf-8"?>
-<ds:datastoreItem xmlns:ds="http://schemas.openxmlformats.org/officeDocument/2006/customXml" ds:itemID="{1CDBB93F-99A9-4574-AFD6-12F35058F386}">
-  <ds:schemaRefs>
-    <ds:schemaRef ds:uri="http://schemas.microsoft.com/sharepoint/v3/contenttype/forms"/>
-  </ds:schemaRefs>
-</ds:datastoreItem>
-</file>
-
-<file path=customXml/itemProps2.xml><?xml version="1.0" encoding="utf-8"?>
 <ds:datastoreItem xmlns:ds="http://schemas.openxmlformats.org/officeDocument/2006/customXml" ds:itemID="{103E5209-0777-4AE9-8C29-54F24CBD2A32}">
   <ds:schemaRefs>
     <ds:schemaRef ds:uri="http://schemas.microsoft.com/office/2006/metadata/properties"/>
     <ds:schemaRef ds:uri="http://schemas.microsoft.com/office/infopath/2007/PartnerControls"/>
     <ds:schemaRef ds:uri="4c61e19b-130e-4f0e-85ad-f29bf0e78033"/>
     <ds:schemaRef ds:uri="4b926790-beef-4c3a-b2b0-daa3a2e6a4f3"/>
+  </ds:schemaRefs>
+</ds:datastoreItem>
+</file>
+
+<file path=customXml/itemProps2.xml><?xml version="1.0" encoding="utf-8"?>
+<ds:datastoreItem xmlns:ds="http://schemas.openxmlformats.org/officeDocument/2006/customXml" ds:itemID="{1CDBB93F-99A9-4574-AFD6-12F35058F386}">
+  <ds:schemaRefs>
+    <ds:schemaRef ds:uri="http://schemas.microsoft.com/sharepoint/v3/contenttype/forms"/>
   </ds:schemaRefs>
 </ds:datastoreItem>
 </file>
@@ -2635,4 +2542,10 @@
     <ds:schemaRef ds:uri="http://schemas.microsoft.com/internal/obd"/>
   </ds:schemaRefs>
 </ds:datastoreItem>
+</file>
+
+<file path=docMetadata/LabelInfo.xml><?xml version="1.0" encoding="utf-8"?>
+<clbl:labelList xmlns:clbl="http://schemas.microsoft.com/office/2020/mipLabelMetadata">
+  <clbl:label id="{c54a7a20-be22-4e5c-97bd-277f45e221d0}" enabled="1" method="Privileged" siteId="{c0701940-7b3f-4116-a59f-159078bc3c63}" removed="0"/>
+</clbl:labelList>
 </file>